--- a/kateb/templates/sahifa.docx
+++ b/kateb/templates/sahifa.docx
@@ -5,7 +5,7 @@
     <!--KATEB-BODY-->
     <w:sectPr>
       <w:pgSz w:w="11906" w:h="16838"/>
-      <w:pgMar w:top="1079" w:right="746" w:bottom="709" w:left="2520" w:header="708" w:footer="708" w:gutter="0"/>
+      <w:pgMar w:top="1134" w:right="707" w:bottom="1134" w:left="2268" w:header="709" w:footer="709" w:gutter="0"/>
       <w:cols w:space="708"/>
       <w:bidi/>
       <w:rtlGutter/>
